--- a/Buisness_Questions/Buisness Qustions.docx
+++ b/Buisness_Questions/Buisness Qustions.docx
@@ -11,40 +11,18 @@
         <w:t xml:space="preserve">The Datasets: </w:t>
       </w:r>
       <w:r>
-        <w:t xml:space="preserve">We integrated two massive government </w:t>
-      </w:r>
-      <w:proofErr w:type="gramStart"/>
-      <w:r>
-        <w:t>datasets</w:t>
-      </w:r>
-      <w:r>
-        <w:t>(</w:t>
-      </w:r>
-      <w:proofErr w:type="gramEnd"/>
-      <w:r>
-        <w:t>USA) from site</w:t>
-      </w:r>
-      <w:r>
-        <w:t>:</w:t>
-      </w:r>
-      <w:r>
-        <w:t xml:space="preserve"> </w:t>
-      </w:r>
-      <w:r>
-        <w:t>data.cms.gov</w:t>
-      </w:r>
-    </w:p>
-    <w:p>
-      <w:r>
-        <w:t xml:space="preserve">This is the official U.S. government portal where the data </w:t>
-      </w:r>
-      <w:proofErr w:type="gramStart"/>
-      <w:r>
-        <w:t>actually comes</w:t>
-      </w:r>
-      <w:proofErr w:type="gramEnd"/>
-      <w:r>
-        <w:t xml:space="preserve"> from.</w:t>
+        <w:t>We integrated two massive government datasets</w:t>
+      </w:r>
+      <w:r>
+        <w:t>(USA) from site</w:t>
+      </w:r>
+      <w:r>
+        <w:t>: data.cms.gov</w:t>
+      </w:r>
+    </w:p>
+    <w:p>
+      <w:r>
+        <w:t>This is the official U.S. government portal where the data actually comes from.</w:t>
       </w:r>
     </w:p>
     <w:p>
@@ -128,13 +106,8 @@
           <w:numId w:val="17"/>
         </w:numPr>
       </w:pPr>
-      <w:proofErr w:type="spellStart"/>
-      <w:r>
-        <w:t>dim_hospitals</w:t>
-      </w:r>
-      <w:proofErr w:type="spellEnd"/>
-      <w:r>
-        <w:t>: The "Who" (Name, Rating, Type).</w:t>
+      <w:r>
+        <w:t>hospitals: The "Who" (Name, Rating, Type).</w:t>
       </w:r>
     </w:p>
     <w:p>
@@ -144,13 +117,8 @@
           <w:numId w:val="17"/>
         </w:numPr>
       </w:pPr>
-      <w:proofErr w:type="spellStart"/>
-      <w:r>
-        <w:t>dim_locations</w:t>
-      </w:r>
-      <w:proofErr w:type="spellEnd"/>
-      <w:r>
-        <w:t>: The "Where" (City, State, Zip).</w:t>
+      <w:r>
+        <w:t>locations: The "Where" (City, State, Zip).</w:t>
       </w:r>
     </w:p>
     <w:p>
@@ -176,13 +144,8 @@
           <w:numId w:val="17"/>
         </w:numPr>
       </w:pPr>
-      <w:proofErr w:type="spellStart"/>
-      <w:r>
-        <w:t>fact_billing</w:t>
-      </w:r>
-      <w:proofErr w:type="spellEnd"/>
-      <w:r>
-        <w:t>: The "How Much" (Payments, discharges, and costs).</w:t>
+      <w:r>
+        <w:t>billing: The "How Much" (Payments, discharges, and costs).</w:t>
       </w:r>
     </w:p>
     <w:p/>
@@ -206,23 +169,7 @@
           <w:b/>
           <w:bCs/>
         </w:rPr>
-        <w:t xml:space="preserve">1. </w:t>
-      </w:r>
-      <w:proofErr w:type="spellStart"/>
-      <w:r>
-        <w:rPr>
-          <w:b/>
-          <w:bCs/>
-        </w:rPr>
-        <w:t>dim_hospitals</w:t>
-      </w:r>
-      <w:proofErr w:type="spellEnd"/>
-      <w:r>
-        <w:rPr>
-          <w:b/>
-          <w:bCs/>
-        </w:rPr>
-        <w:t xml:space="preserve"> (The Hospital Profile)</w:t>
+        <w:t>1. hospitals (The Hospital Profile)</w:t>
       </w:r>
     </w:p>
     <w:p>
@@ -296,23 +243,7 @@
           <w:b/>
           <w:bCs/>
         </w:rPr>
-        <w:t xml:space="preserve">2. </w:t>
-      </w:r>
-      <w:proofErr w:type="spellStart"/>
-      <w:r>
-        <w:rPr>
-          <w:b/>
-          <w:bCs/>
-        </w:rPr>
-        <w:t>dim_locations</w:t>
-      </w:r>
-      <w:proofErr w:type="spellEnd"/>
-      <w:r>
-        <w:rPr>
-          <w:b/>
-          <w:bCs/>
-        </w:rPr>
-        <w:t xml:space="preserve"> (The Geography Table)</w:t>
+        <w:t>2. locations (The Geography Table)</w:t>
       </w:r>
     </w:p>
     <w:p>
@@ -360,13 +291,8 @@
           <w:numId w:val="12"/>
         </w:numPr>
       </w:pPr>
-      <w:proofErr w:type="gramStart"/>
-      <w:r>
-        <w:t>Why we need it: We</w:t>
-      </w:r>
-      <w:proofErr w:type="gramEnd"/>
-      <w:r>
-        <w:t xml:space="preserve"> separated this so we can do geographic analysis (e.g., "What is the average cost of surgery in Florida vs. New York?") without cluttering the main hospital table.</w:t>
+      <w:r>
+        <w:t>Why we need it: We separated this so we can do geographic analysis (e.g., "What is the average cost of surgery in Florida vs. New York?") without cluttering the main hospital table.</w:t>
       </w:r>
     </w:p>
     <w:p>
@@ -486,23 +412,7 @@
           <w:b/>
           <w:bCs/>
         </w:rPr>
-        <w:t xml:space="preserve">4. </w:t>
-      </w:r>
-      <w:proofErr w:type="spellStart"/>
-      <w:r>
-        <w:rPr>
-          <w:b/>
-          <w:bCs/>
-        </w:rPr>
-        <w:t>fact_billing</w:t>
-      </w:r>
-      <w:proofErr w:type="spellEnd"/>
-      <w:r>
-        <w:rPr>
-          <w:b/>
-          <w:bCs/>
-        </w:rPr>
-        <w:t xml:space="preserve"> (The "Engine" of the DB)</w:t>
+        <w:t>4.  (The "Engine" of the DB)</w:t>
       </w:r>
     </w:p>
     <w:p>
@@ -762,15 +672,7 @@
         <w:t>SQL Feature:</w:t>
       </w:r>
       <w:r>
-        <w:t xml:space="preserve"> </w:t>
-      </w:r>
-      <w:proofErr w:type="gramStart"/>
-      <w:r>
-        <w:t>RANK(</w:t>
-      </w:r>
-      <w:proofErr w:type="gramEnd"/>
-      <w:r>
-        <w:t>) window function.</w:t>
+        <w:t xml:space="preserve"> RANK() window function.</w:t>
       </w:r>
     </w:p>
     <w:p>
@@ -847,23 +749,7 @@
         <w:t>SQL Feature:</w:t>
       </w:r>
       <w:r>
-        <w:t xml:space="preserve"> </w:t>
-      </w:r>
-      <w:proofErr w:type="gramStart"/>
-      <w:r>
-        <w:t>AVG(</w:t>
-      </w:r>
-      <w:proofErr w:type="gramEnd"/>
-      <w:r>
-        <w:t xml:space="preserve">) </w:t>
-      </w:r>
-      <w:proofErr w:type="gramStart"/>
-      <w:r>
-        <w:t>OVER(</w:t>
-      </w:r>
-      <w:proofErr w:type="gramEnd"/>
-      <w:r>
-        <w:t>) and a calculated percentage column.</w:t>
+        <w:t xml:space="preserve"> AVG() OVER() and a calculated percentage column.</w:t>
       </w:r>
     </w:p>
     <w:p>
@@ -999,23 +885,7 @@
         <w:t>SQL Feature:</w:t>
       </w:r>
       <w:r>
-        <w:t xml:space="preserve"> CTE and </w:t>
-      </w:r>
-      <w:proofErr w:type="gramStart"/>
-      <w:r>
-        <w:t>AVG(</w:t>
-      </w:r>
-      <w:proofErr w:type="gramEnd"/>
-      <w:r>
-        <w:t xml:space="preserve">) </w:t>
-      </w:r>
-      <w:proofErr w:type="gramStart"/>
-      <w:r>
-        <w:t>OVER(</w:t>
-      </w:r>
-      <w:proofErr w:type="gramEnd"/>
-      <w:r>
-        <w:t>).</w:t>
+        <w:t xml:space="preserve"> CTE and AVG() OVER().</w:t>
       </w:r>
     </w:p>
     <w:p>
@@ -1094,34 +964,10 @@
           <w:b/>
           <w:bCs/>
         </w:rPr>
-        <w:t xml:space="preserve">Why </w:t>
-      </w:r>
-      <w:proofErr w:type="gramStart"/>
-      <w:r>
-        <w:rPr>
-          <w:b/>
-          <w:bCs/>
-        </w:rPr>
-        <w:t>use</w:t>
-      </w:r>
-      <w:proofErr w:type="gramEnd"/>
-      <w:r>
-        <w:rPr>
-          <w:b/>
-          <w:bCs/>
-        </w:rPr>
-        <w:t xml:space="preserve"> it:</w:t>
-      </w:r>
-      <w:r>
-        <w:t xml:space="preserve"> This is a basic business metric. It shows </w:t>
-      </w:r>
-      <w:proofErr w:type="gramStart"/>
-      <w:r>
-        <w:t>you know</w:t>
-      </w:r>
-      <w:proofErr w:type="gramEnd"/>
-      <w:r>
-        <w:t xml:space="preserve"> how to derive new data from existing columns.</w:t>
+        <w:t>Why use it:</w:t>
+      </w:r>
+      <w:r>
+        <w:t xml:space="preserve"> This is a basic business metric. It shows you know how to derive new data from existing columns.</w:t>
       </w:r>
     </w:p>
     <w:p/>
@@ -1239,23 +1085,7 @@
         <w:t>SQL Skills:</w:t>
       </w:r>
       <w:r>
-        <w:t xml:space="preserve"> JOIN, </w:t>
-      </w:r>
-      <w:proofErr w:type="gramStart"/>
-      <w:r>
-        <w:t>WHERE</w:t>
-      </w:r>
-      <w:proofErr w:type="gramEnd"/>
-      <w:r>
-        <w:t xml:space="preserve">, GROUP BY, </w:t>
-      </w:r>
-      <w:proofErr w:type="gramStart"/>
-      <w:r>
-        <w:t>AVG(</w:t>
-      </w:r>
-      <w:proofErr w:type="gramEnd"/>
-      <w:r>
-        <w:t>).</w:t>
+        <w:t xml:space="preserve"> JOIN, WHERE, GROUP BY, AVG().</w:t>
       </w:r>
     </w:p>
     <w:p>
@@ -1405,15 +1235,7 @@
         <w:t>SQL Skills:</w:t>
       </w:r>
       <w:r>
-        <w:t xml:space="preserve"> GROUP BY, </w:t>
-      </w:r>
-      <w:proofErr w:type="gramStart"/>
-      <w:r>
-        <w:t>AVG(</w:t>
-      </w:r>
-      <w:proofErr w:type="gramEnd"/>
-      <w:r>
-        <w:t>), ORDER BY.</w:t>
+        <w:t xml:space="preserve"> GROUP BY, AVG(), ORDER BY.</w:t>
       </w:r>
     </w:p>
     <w:p>
@@ -1502,15 +1324,7 @@
         <w:t>Hypothesis:</w:t>
       </w:r>
       <w:r>
-        <w:t xml:space="preserve"> Hospitals bill significantly more (often 3x or 4x more) than the amount they </w:t>
-      </w:r>
-      <w:proofErr w:type="gramStart"/>
-      <w:r>
-        <w:t>actually receive</w:t>
-      </w:r>
-      <w:proofErr w:type="gramEnd"/>
-      <w:r>
-        <w:t xml:space="preserve"> from Medicare.</w:t>
+        <w:t xml:space="preserve"> Hospitals bill significantly more (often 3x or 4x more) than the amount they actually receive from Medicare.</w:t>
       </w:r>
     </w:p>
     <w:p>
@@ -4706,6 +4520,7 @@
   <w:style w:type="character" w:default="1" w:styleId="DefaultParagraphFont">
     <w:name w:val="Default Paragraph Font"/>
     <w:uiPriority w:val="1"/>
+    <w:semiHidden/>
     <w:unhideWhenUsed/>
   </w:style>
   <w:style w:type="table" w:default="1" w:styleId="TableNormal">

--- a/Buisness_Questions/Buisness Qustions.docx
+++ b/Buisness_Questions/Buisness Qustions.docx
@@ -11,10 +11,18 @@
         <w:t xml:space="preserve">The Datasets: </w:t>
       </w:r>
       <w:r>
-        <w:t>We integrated two massive government datasets</w:t>
-      </w:r>
-      <w:r>
-        <w:t>(USA) from site</w:t>
+        <w:t xml:space="preserve">We integrated two massive government </w:t>
+      </w:r>
+      <w:proofErr w:type="gramStart"/>
+      <w:r>
+        <w:t>datasets</w:t>
+      </w:r>
+      <w:r>
+        <w:t>(</w:t>
+      </w:r>
+      <w:proofErr w:type="gramEnd"/>
+      <w:r>
+        <w:t>USA) from site</w:t>
       </w:r>
       <w:r>
         <w:t>: data.cms.gov</w:t>
@@ -22,7 +30,15 @@
     </w:p>
     <w:p>
       <w:r>
-        <w:t>This is the official U.S. government portal where the data actually comes from.</w:t>
+        <w:t xml:space="preserve">This is the official U.S. government portal where the data </w:t>
+      </w:r>
+      <w:proofErr w:type="gramStart"/>
+      <w:r>
+        <w:t>actually comes</w:t>
+      </w:r>
+      <w:proofErr w:type="gramEnd"/>
+      <w:r>
+        <w:t xml:space="preserve"> from.</w:t>
       </w:r>
     </w:p>
     <w:p>
@@ -117,8 +133,13 @@
           <w:numId w:val="17"/>
         </w:numPr>
       </w:pPr>
-      <w:r>
-        <w:t>locations: The "Where" (City, State, Zip).</w:t>
+      <w:proofErr w:type="gramStart"/>
+      <w:r>
+        <w:t>locations</w:t>
+      </w:r>
+      <w:proofErr w:type="gramEnd"/>
+      <w:r>
+        <w:t>: The "Where" (City, State, Zip).</w:t>
       </w:r>
     </w:p>
     <w:p>
@@ -145,7 +166,15 @@
         </w:numPr>
       </w:pPr>
       <w:r>
-        <w:t>billing: The "How Much" (Payments, discharges, and costs).</w:t>
+        <w:t xml:space="preserve">billing: The "How </w:t>
+      </w:r>
+      <w:proofErr w:type="gramStart"/>
+      <w:r>
+        <w:t>Much" (</w:t>
+      </w:r>
+      <w:proofErr w:type="gramEnd"/>
+      <w:r>
+        <w:t>Payments, discharges, and costs).</w:t>
       </w:r>
     </w:p>
     <w:p/>
@@ -291,8 +320,13 @@
           <w:numId w:val="12"/>
         </w:numPr>
       </w:pPr>
-      <w:r>
-        <w:t>Why we need it: We separated this so we can do geographic analysis (e.g., "What is the average cost of surgery in Florida vs. New York?") without cluttering the main hospital table.</w:t>
+      <w:proofErr w:type="gramStart"/>
+      <w:r>
+        <w:t>Why we need it: We</w:t>
+      </w:r>
+      <w:proofErr w:type="gramEnd"/>
+      <w:r>
+        <w:t xml:space="preserve"> separated this so we can do geographic analysis (e.g., "What is the average cost of surgery in Florida vs. New York?") without cluttering the main hospital table.</w:t>
       </w:r>
     </w:p>
     <w:p>
@@ -407,12 +441,21 @@
           <w:bCs/>
         </w:rPr>
       </w:pPr>
-      <w:r>
-        <w:rPr>
-          <w:b/>
-          <w:bCs/>
-        </w:rPr>
-        <w:t>4.  (The "Engine" of the DB)</w:t>
+      <w:proofErr w:type="gramStart"/>
+      <w:r>
+        <w:rPr>
+          <w:b/>
+          <w:bCs/>
+        </w:rPr>
+        <w:t>4.  (</w:t>
+      </w:r>
+      <w:proofErr w:type="gramEnd"/>
+      <w:r>
+        <w:rPr>
+          <w:b/>
+          <w:bCs/>
+        </w:rPr>
+        <w:t>The "Engine" of the DB)</w:t>
       </w:r>
     </w:p>
     <w:p>
@@ -672,7 +715,15 @@
         <w:t>SQL Feature:</w:t>
       </w:r>
       <w:r>
-        <w:t xml:space="preserve"> RANK() window function.</w:t>
+        <w:t xml:space="preserve"> </w:t>
+      </w:r>
+      <w:proofErr w:type="gramStart"/>
+      <w:r>
+        <w:t>RANK(</w:t>
+      </w:r>
+      <w:proofErr w:type="gramEnd"/>
+      <w:r>
+        <w:t>) window function.</w:t>
       </w:r>
     </w:p>
     <w:p>
@@ -749,7 +800,23 @@
         <w:t>SQL Feature:</w:t>
       </w:r>
       <w:r>
-        <w:t xml:space="preserve"> AVG() OVER() and a calculated percentage column.</w:t>
+        <w:t xml:space="preserve"> </w:t>
+      </w:r>
+      <w:proofErr w:type="gramStart"/>
+      <w:r>
+        <w:t>AVG(</w:t>
+      </w:r>
+      <w:proofErr w:type="gramEnd"/>
+      <w:r>
+        <w:t xml:space="preserve">) </w:t>
+      </w:r>
+      <w:proofErr w:type="gramStart"/>
+      <w:r>
+        <w:t>OVER(</w:t>
+      </w:r>
+      <w:proofErr w:type="gramEnd"/>
+      <w:r>
+        <w:t>) and a calculated percentage column.</w:t>
       </w:r>
     </w:p>
     <w:p>
@@ -867,7 +934,7 @@
         <w:t>Hypothesis:</w:t>
       </w:r>
       <w:r>
-        <w:t xml:space="preserve"> Proprietary (For-Profit) hospitals consistently have lower ratings than Government hospitals in the same region.</w:t>
+        <w:t xml:space="preserve"> Proprietary (For-Profit) hospitals consistently have lower ratings than Government hospitals.</w:t>
       </w:r>
     </w:p>
     <w:p>
@@ -885,7 +952,23 @@
         <w:t>SQL Feature:</w:t>
       </w:r>
       <w:r>
-        <w:t xml:space="preserve"> CTE and AVG() OVER().</w:t>
+        <w:t xml:space="preserve"> CTE and </w:t>
+      </w:r>
+      <w:proofErr w:type="gramStart"/>
+      <w:r>
+        <w:t>AVG(</w:t>
+      </w:r>
+      <w:proofErr w:type="gramEnd"/>
+      <w:r>
+        <w:t xml:space="preserve">) </w:t>
+      </w:r>
+      <w:proofErr w:type="gramStart"/>
+      <w:r>
+        <w:t>OVER(</w:t>
+      </w:r>
+      <w:proofErr w:type="gramEnd"/>
+      <w:r>
+        <w:t>).</w:t>
       </w:r>
     </w:p>
     <w:p>
@@ -964,10 +1047,34 @@
           <w:b/>
           <w:bCs/>
         </w:rPr>
-        <w:t>Why use it:</w:t>
-      </w:r>
-      <w:r>
-        <w:t xml:space="preserve"> This is a basic business metric. It shows you know how to derive new data from existing columns.</w:t>
+        <w:t xml:space="preserve">Why </w:t>
+      </w:r>
+      <w:proofErr w:type="gramStart"/>
+      <w:r>
+        <w:rPr>
+          <w:b/>
+          <w:bCs/>
+        </w:rPr>
+        <w:t>use</w:t>
+      </w:r>
+      <w:proofErr w:type="gramEnd"/>
+      <w:r>
+        <w:rPr>
+          <w:b/>
+          <w:bCs/>
+        </w:rPr>
+        <w:t xml:space="preserve"> it:</w:t>
+      </w:r>
+      <w:r>
+        <w:t xml:space="preserve"> This is a basic business metric. It shows </w:t>
+      </w:r>
+      <w:proofErr w:type="gramStart"/>
+      <w:r>
+        <w:t>you know</w:t>
+      </w:r>
+      <w:proofErr w:type="gramEnd"/>
+      <w:r>
+        <w:t xml:space="preserve"> how to derive new data from existing columns.</w:t>
       </w:r>
     </w:p>
     <w:p/>
@@ -1049,7 +1156,13 @@
         <w:t>Question:</w:t>
       </w:r>
       <w:r>
-        <w:t xml:space="preserve"> What is the average total payment for a specific surgery (e.g., Hip Replacement - DRG 470) in Texas versus California?</w:t>
+        <w:t xml:space="preserve"> What is the average total payment for a specific surgery (</w:t>
+      </w:r>
+      <w:r>
+        <w:t>"Heart Failure" (DRG 291)</w:t>
+      </w:r>
+      <w:r>
+        <w:t>) in Texas versus California?</w:t>
       </w:r>
     </w:p>
     <w:p>
@@ -1085,8 +1198,29 @@
         <w:t>SQL Skills:</w:t>
       </w:r>
       <w:r>
-        <w:t xml:space="preserve"> JOIN, WHERE, GROUP BY, AVG().</w:t>
-      </w:r>
+        <w:t xml:space="preserve"> JOIN, </w:t>
+      </w:r>
+      <w:proofErr w:type="gramStart"/>
+      <w:r>
+        <w:t>WHERE</w:t>
+      </w:r>
+      <w:proofErr w:type="gramEnd"/>
+      <w:r>
+        <w:t xml:space="preserve">, GROUP BY, </w:t>
+      </w:r>
+      <w:proofErr w:type="gramStart"/>
+      <w:r>
+        <w:t>AVG(</w:t>
+      </w:r>
+      <w:proofErr w:type="gramEnd"/>
+      <w:r>
+        <w:t>).</w:t>
+      </w:r>
+    </w:p>
+    <w:p>
+      <w:pPr>
+        <w:ind w:left="720"/>
+      </w:pPr>
     </w:p>
     <w:p>
       <w:pPr>
@@ -1235,7 +1369,15 @@
         <w:t>SQL Skills:</w:t>
       </w:r>
       <w:r>
-        <w:t xml:space="preserve"> GROUP BY, AVG(), ORDER BY.</w:t>
+        <w:t xml:space="preserve"> GROUP BY, </w:t>
+      </w:r>
+      <w:proofErr w:type="gramStart"/>
+      <w:r>
+        <w:t>AVG(</w:t>
+      </w:r>
+      <w:proofErr w:type="gramEnd"/>
+      <w:r>
+        <w:t>), ORDER BY.</w:t>
       </w:r>
     </w:p>
     <w:p>
@@ -1324,7 +1466,15 @@
         <w:t>Hypothesis:</w:t>
       </w:r>
       <w:r>
-        <w:t xml:space="preserve"> Hospitals bill significantly more (often 3x or 4x more) than the amount they actually receive from Medicare.</w:t>
+        <w:t xml:space="preserve"> Hospitals bill significantly more (often 3x or 4x more) than the amount they </w:t>
+      </w:r>
+      <w:proofErr w:type="gramStart"/>
+      <w:r>
+        <w:t>actually receive</w:t>
+      </w:r>
+      <w:proofErr w:type="gramEnd"/>
+      <w:r>
+        <w:t xml:space="preserve"> from Medicare.</w:t>
       </w:r>
     </w:p>
     <w:p>
@@ -1344,15 +1494,10 @@
       <w:r>
         <w:t xml:space="preserve"> Basic Math in SELECT, JOIN, GROUP BY.</w:t>
       </w:r>
-    </w:p>
-    <w:p>
-      <w:pPr>
-        <w:ind w:left="720"/>
-      </w:pPr>
-    </w:p>
-    <w:p/>
-    <w:p/>
-    <w:p/>
+      <w:r>
+        <w:t>7</w:t>
+      </w:r>
+    </w:p>
     <w:p/>
     <w:sectPr>
       <w:pgSz w:w="12240" w:h="15840"/>

--- a/Buisness_Questions/Buisness Qustions.docx
+++ b/Buisness_Questions/Buisness Qustions.docx
@@ -11,18 +11,10 @@
         <w:t xml:space="preserve">The Datasets: </w:t>
       </w:r>
       <w:r>
-        <w:t xml:space="preserve">We integrated two massive government </w:t>
-      </w:r>
-      <w:proofErr w:type="gramStart"/>
-      <w:r>
-        <w:t>datasets</w:t>
-      </w:r>
-      <w:r>
-        <w:t>(</w:t>
-      </w:r>
-      <w:proofErr w:type="gramEnd"/>
-      <w:r>
-        <w:t>USA) from site</w:t>
+        <w:t>We integrated two massive government datasets</w:t>
+      </w:r>
+      <w:r>
+        <w:t>(USA) from site</w:t>
       </w:r>
       <w:r>
         <w:t>: data.cms.gov</w:t>
@@ -30,15 +22,7 @@
     </w:p>
     <w:p>
       <w:r>
-        <w:t xml:space="preserve">This is the official U.S. government portal where the data </w:t>
-      </w:r>
-      <w:proofErr w:type="gramStart"/>
-      <w:r>
-        <w:t>actually comes</w:t>
-      </w:r>
-      <w:proofErr w:type="gramEnd"/>
-      <w:r>
-        <w:t xml:space="preserve"> from.</w:t>
+        <w:t>This is the official U.S. government portal where the data actually comes from.</w:t>
       </w:r>
     </w:p>
     <w:p>
@@ -91,15 +75,7 @@
         <w:t>The Technical Hurdle:</w:t>
       </w:r>
       <w:r>
-        <w:t xml:space="preserve"> We encountered a </w:t>
-      </w:r>
-      <w:proofErr w:type="spellStart"/>
-      <w:r>
-        <w:t>UnicodeDecodeError</w:t>
-      </w:r>
-      <w:proofErr w:type="spellEnd"/>
-      <w:r>
-        <w:t xml:space="preserve"> because the government files used special characters (like medical dashes). We solved this by implementing latin-1 encoding in our Python scripts.</w:t>
+        <w:t xml:space="preserve"> We encountered a UnicodeDecodeError because the government files used special characters (like medical dashes). We solved this by implementing latin-1 encoding in our Python scripts.</w:t>
       </w:r>
     </w:p>
     <w:p/>
@@ -133,13 +109,8 @@
           <w:numId w:val="17"/>
         </w:numPr>
       </w:pPr>
-      <w:proofErr w:type="gramStart"/>
-      <w:r>
-        <w:t>locations</w:t>
-      </w:r>
-      <w:proofErr w:type="gramEnd"/>
-      <w:r>
-        <w:t>: The "Where" (City, State, Zip).</w:t>
+      <w:r>
+        <w:t>locations: The "Where" (City, State, Zip).</w:t>
       </w:r>
     </w:p>
     <w:p>
@@ -149,13 +120,8 @@
           <w:numId w:val="17"/>
         </w:numPr>
       </w:pPr>
-      <w:proofErr w:type="spellStart"/>
-      <w:r>
-        <w:t>ref_drg</w:t>
-      </w:r>
-      <w:proofErr w:type="spellEnd"/>
-      <w:r>
-        <w:t>: The "What" (Medical procedure descriptions).</w:t>
+      <w:r>
+        <w:t>ref_drg: The "What" (Medical procedure descriptions).</w:t>
       </w:r>
     </w:p>
     <w:p>
@@ -166,38 +132,62 @@
         </w:numPr>
       </w:pPr>
       <w:r>
-        <w:t xml:space="preserve">billing: The "How </w:t>
-      </w:r>
-      <w:proofErr w:type="gramStart"/>
-      <w:r>
-        <w:t>Much" (</w:t>
-      </w:r>
-      <w:proofErr w:type="gramEnd"/>
-      <w:r>
-        <w:t>Payments, discharges, and costs).</w:t>
-      </w:r>
-    </w:p>
-    <w:p/>
-    <w:p>
-      <w:pPr>
-        <w:rPr>
-          <w:b/>
-          <w:bCs/>
-        </w:rPr>
-      </w:pPr>
-    </w:p>
-    <w:p>
-      <w:pPr>
-        <w:rPr>
-          <w:b/>
-          <w:bCs/>
-        </w:rPr>
-      </w:pPr>
-      <w:r>
-        <w:rPr>
-          <w:b/>
-          <w:bCs/>
-        </w:rPr>
+        <w:t>billing: The "How Much" (Payments, discharges, and costs).</w:t>
+      </w:r>
+    </w:p>
+    <w:p>
+      <w:pPr>
+        <w:rPr>
+          <w:b/>
+          <w:bCs/>
+        </w:rPr>
+      </w:pPr>
+    </w:p>
+    <w:p>
+      <w:pPr>
+        <w:rPr>
+          <w:b/>
+          <w:bCs/>
+        </w:rPr>
+      </w:pPr>
+    </w:p>
+    <w:p>
+      <w:pPr>
+        <w:rPr>
+          <w:b/>
+          <w:bCs/>
+        </w:rPr>
+      </w:pPr>
+    </w:p>
+    <w:p>
+      <w:pPr>
+        <w:rPr>
+          <w:b/>
+          <w:bCs/>
+        </w:rPr>
+      </w:pPr>
+    </w:p>
+    <w:p>
+      <w:pPr>
+        <w:rPr>
+          <w:b/>
+          <w:bCs/>
+        </w:rPr>
+      </w:pPr>
+    </w:p>
+    <w:p>
+      <w:pPr>
+        <w:rPr>
+          <w:b/>
+          <w:bCs/>
+        </w:rPr>
+      </w:pPr>
+      <w:r>
+        <w:rPr>
+          <w:b/>
+          <w:bCs/>
+        </w:rPr>
+        <w:lastRenderedPageBreak/>
         <w:t>1. hospitals (The Hospital Profile)</w:t>
       </w:r>
     </w:p>
@@ -220,7 +210,6 @@
         </w:numPr>
       </w:pPr>
       <w:r>
-        <w:lastRenderedPageBreak/>
         <w:t>What’s in it: High-level info about the facility (Name, Hospital Type, Ownership, and their Overall Rating).</w:t>
       </w:r>
     </w:p>
@@ -232,13 +221,8 @@
         </w:numPr>
       </w:pPr>
       <w:r>
-        <w:t xml:space="preserve">Primary Key: </w:t>
-      </w:r>
-      <w:proofErr w:type="spellStart"/>
-      <w:r>
-        <w:t>facility_id</w:t>
-      </w:r>
-      <w:proofErr w:type="spellEnd"/>
+        <w:t>Primary Key: facility_id</w:t>
+      </w:r>
     </w:p>
     <w:p>
       <w:pPr>
@@ -305,13 +289,8 @@
         </w:numPr>
       </w:pPr>
       <w:r>
-        <w:t xml:space="preserve">Primary Key: </w:t>
-      </w:r>
-      <w:proofErr w:type="spellStart"/>
-      <w:r>
-        <w:t>facility_id</w:t>
-      </w:r>
-      <w:proofErr w:type="spellEnd"/>
+        <w:t>Primary Key: facility_id</w:t>
+      </w:r>
     </w:p>
     <w:p>
       <w:pPr>
@@ -320,13 +299,8 @@
           <w:numId w:val="12"/>
         </w:numPr>
       </w:pPr>
-      <w:proofErr w:type="gramStart"/>
-      <w:r>
-        <w:t>Why we need it: We</w:t>
-      </w:r>
-      <w:proofErr w:type="gramEnd"/>
-      <w:r>
-        <w:t xml:space="preserve"> separated this so we can do geographic analysis (e.g., "What is the average cost of surgery in Florida vs. New York?") without cluttering the main hospital table.</w:t>
+      <w:r>
+        <w:t>Why we need it: We separated this so we can do geographic analysis (e.g., "What is the average cost of surgery in Florida vs. New York?") without cluttering the main hospital table.</w:t>
       </w:r>
     </w:p>
     <w:p>
@@ -346,23 +320,7 @@
           <w:b/>
           <w:bCs/>
         </w:rPr>
-        <w:t xml:space="preserve">3. </w:t>
-      </w:r>
-      <w:proofErr w:type="spellStart"/>
-      <w:r>
-        <w:rPr>
-          <w:b/>
-          <w:bCs/>
-        </w:rPr>
-        <w:t>ref_drg</w:t>
-      </w:r>
-      <w:proofErr w:type="spellEnd"/>
-      <w:r>
-        <w:rPr>
-          <w:b/>
-          <w:bCs/>
-        </w:rPr>
-        <w:t xml:space="preserve"> (The Procedure Master List)</w:t>
+        <w:t>3. ref_drg (The Procedure Master List)</w:t>
       </w:r>
     </w:p>
     <w:p>
@@ -395,13 +353,8 @@
         </w:numPr>
       </w:pPr>
       <w:r>
-        <w:t xml:space="preserve">Primary Key: </w:t>
-      </w:r>
-      <w:proofErr w:type="spellStart"/>
-      <w:r>
-        <w:t>drg_code</w:t>
-      </w:r>
-      <w:proofErr w:type="spellEnd"/>
+        <w:t>Primary Key: drg_code</w:t>
+      </w:r>
     </w:p>
     <w:p>
       <w:pPr>
@@ -441,21 +394,13 @@
           <w:bCs/>
         </w:rPr>
       </w:pPr>
-      <w:proofErr w:type="gramStart"/>
-      <w:r>
-        <w:rPr>
-          <w:b/>
-          <w:bCs/>
-        </w:rPr>
-        <w:t>4.  (</w:t>
-      </w:r>
-      <w:proofErr w:type="gramEnd"/>
-      <w:r>
-        <w:rPr>
-          <w:b/>
-          <w:bCs/>
-        </w:rPr>
-        <w:t>The "Engine" of the DB)</w:t>
+      <w:r>
+        <w:rPr>
+          <w:b/>
+          <w:bCs/>
+        </w:rPr>
+        <w:lastRenderedPageBreak/>
+        <w:t>4.  (The "Engine" of the DB)</w:t>
       </w:r>
     </w:p>
     <w:p>
@@ -477,7 +422,6 @@
         </w:numPr>
       </w:pPr>
       <w:r>
-        <w:lastRenderedPageBreak/>
         <w:t>What’s in it: The actual numbers—Total Discharges, Average Charges, and Average Payments.</w:t>
       </w:r>
     </w:p>
@@ -489,21 +433,8 @@
         </w:numPr>
       </w:pPr>
       <w:r>
-        <w:t xml:space="preserve">Foreign Keys: </w:t>
-      </w:r>
-      <w:proofErr w:type="spellStart"/>
-      <w:r>
-        <w:t>facility_id</w:t>
-      </w:r>
-      <w:proofErr w:type="spellEnd"/>
-      <w:r>
-        <w:t xml:space="preserve"> and </w:t>
-      </w:r>
-      <w:proofErr w:type="spellStart"/>
-      <w:r>
-        <w:t>drg_code</w:t>
-      </w:r>
-      <w:proofErr w:type="spellEnd"/>
+        <w:t>Foreign Keys: facility_id and drg_code</w:t>
+      </w:r>
     </w:p>
     <w:p>
       <w:pPr>
@@ -541,15 +472,7 @@
     </w:p>
     <w:p>
       <w:r>
-        <w:t xml:space="preserve">Explain to your team that these tables form a Star Schema. The </w:t>
-      </w:r>
-      <w:proofErr w:type="spellStart"/>
-      <w:r>
-        <w:t>fact_billing</w:t>
-      </w:r>
-      <w:proofErr w:type="spellEnd"/>
-      <w:r>
-        <w:t xml:space="preserve"> table sits in the center, and the other three tables "orbit" around it.</w:t>
+        <w:t>Explain to your team that these tables form a Star Schema. The fact_billing table sits in the center, and the other three tables "orbit" around it.</w:t>
       </w:r>
     </w:p>
     <w:p>
@@ -560,31 +483,7 @@
         </w:numPr>
       </w:pPr>
       <w:r>
-        <w:t xml:space="preserve">To get the Hospital Name, you join </w:t>
-      </w:r>
-      <w:proofErr w:type="spellStart"/>
-      <w:r>
-        <w:t>fact_billing</w:t>
-      </w:r>
-      <w:proofErr w:type="spellEnd"/>
-      <w:r>
-        <w:t xml:space="preserve"> to </w:t>
-      </w:r>
-      <w:proofErr w:type="spellStart"/>
-      <w:r>
-        <w:t>dim_hospitals</w:t>
-      </w:r>
-      <w:proofErr w:type="spellEnd"/>
-      <w:r>
-        <w:t xml:space="preserve"> using </w:t>
-      </w:r>
-      <w:proofErr w:type="spellStart"/>
-      <w:r>
-        <w:t>facility_id</w:t>
-      </w:r>
-      <w:proofErr w:type="spellEnd"/>
-      <w:r>
-        <w:t>.</w:t>
+        <w:t>To get the Hospital Name, you join fact_billing to dim_hospitals using facility_id.</w:t>
       </w:r>
     </w:p>
     <w:p>
@@ -595,31 +494,7 @@
         </w:numPr>
       </w:pPr>
       <w:r>
-        <w:t xml:space="preserve">To get the State, you join </w:t>
-      </w:r>
-      <w:proofErr w:type="spellStart"/>
-      <w:r>
-        <w:t>fact_billing</w:t>
-      </w:r>
-      <w:proofErr w:type="spellEnd"/>
-      <w:r>
-        <w:t xml:space="preserve"> to </w:t>
-      </w:r>
-      <w:proofErr w:type="spellStart"/>
-      <w:r>
-        <w:t>dim_locations</w:t>
-      </w:r>
-      <w:proofErr w:type="spellEnd"/>
-      <w:r>
-        <w:t xml:space="preserve"> using </w:t>
-      </w:r>
-      <w:proofErr w:type="spellStart"/>
-      <w:r>
-        <w:t>facility_id</w:t>
-      </w:r>
-      <w:proofErr w:type="spellEnd"/>
-      <w:r>
-        <w:t>.</w:t>
+        <w:t>To get the State, you join fact_billing to dim_locations using facility_id.</w:t>
       </w:r>
     </w:p>
     <w:p>
@@ -630,40 +505,8 @@
         </w:numPr>
       </w:pPr>
       <w:r>
-        <w:t xml:space="preserve">To get the Procedure Name, you join </w:t>
-      </w:r>
-      <w:proofErr w:type="spellStart"/>
-      <w:r>
-        <w:t>fact_billing</w:t>
-      </w:r>
-      <w:proofErr w:type="spellEnd"/>
-      <w:r>
-        <w:t xml:space="preserve"> to </w:t>
-      </w:r>
-      <w:proofErr w:type="spellStart"/>
-      <w:r>
-        <w:t>ref_drg</w:t>
-      </w:r>
-      <w:proofErr w:type="spellEnd"/>
-      <w:r>
-        <w:t xml:space="preserve"> using </w:t>
-      </w:r>
-      <w:proofErr w:type="spellStart"/>
-      <w:r>
-        <w:t>drg_code</w:t>
-      </w:r>
-      <w:proofErr w:type="spellEnd"/>
-      <w:r>
-        <w:t>.</w:t>
-      </w:r>
-    </w:p>
-    <w:p>
-      <w:pPr>
-        <w:rPr>
-          <w:b/>
-          <w:bCs/>
-        </w:rPr>
-      </w:pPr>
+        <w:t>To get the Procedure Name, you join fact_billing to ref_drg using drg_code.</w:t>
+      </w:r>
     </w:p>
     <w:p>
       <w:pPr>
@@ -715,15 +558,7 @@
         <w:t>SQL Feature:</w:t>
       </w:r>
       <w:r>
-        <w:t xml:space="preserve"> </w:t>
-      </w:r>
-      <w:proofErr w:type="gramStart"/>
-      <w:r>
-        <w:t>RANK(</w:t>
-      </w:r>
-      <w:proofErr w:type="gramEnd"/>
-      <w:r>
-        <w:t>) window function.</w:t>
+        <w:t xml:space="preserve"> RANK() window function.</w:t>
       </w:r>
     </w:p>
     <w:p>
@@ -800,23 +635,7 @@
         <w:t>SQL Feature:</w:t>
       </w:r>
       <w:r>
-        <w:t xml:space="preserve"> </w:t>
-      </w:r>
-      <w:proofErr w:type="gramStart"/>
-      <w:r>
-        <w:t>AVG(</w:t>
-      </w:r>
-      <w:proofErr w:type="gramEnd"/>
-      <w:r>
-        <w:t xml:space="preserve">) </w:t>
-      </w:r>
-      <w:proofErr w:type="gramStart"/>
-      <w:r>
-        <w:t>OVER(</w:t>
-      </w:r>
-      <w:proofErr w:type="gramEnd"/>
-      <w:r>
-        <w:t>) and a calculated percentage column.</w:t>
+        <w:t xml:space="preserve"> AVG() OVER() and a calculated percentage column.</w:t>
       </w:r>
     </w:p>
     <w:p>
@@ -844,14 +663,6 @@
           <w:bCs/>
         </w:rPr>
       </w:pPr>
-    </w:p>
-    <w:p>
-      <w:pPr>
-        <w:rPr>
-          <w:b/>
-          <w:bCs/>
-        </w:rPr>
-      </w:pPr>
       <w:r>
         <w:rPr>
           <w:b/>
@@ -952,23 +763,7 @@
         <w:t>SQL Feature:</w:t>
       </w:r>
       <w:r>
-        <w:t xml:space="preserve"> CTE and </w:t>
-      </w:r>
-      <w:proofErr w:type="gramStart"/>
-      <w:r>
-        <w:t>AVG(</w:t>
-      </w:r>
-      <w:proofErr w:type="gramEnd"/>
-      <w:r>
-        <w:t xml:space="preserve">) </w:t>
-      </w:r>
-      <w:proofErr w:type="gramStart"/>
-      <w:r>
-        <w:t>OVER(</w:t>
-      </w:r>
-      <w:proofErr w:type="gramEnd"/>
-      <w:r>
-        <w:t>).</w:t>
+        <w:t xml:space="preserve"> CTE and AVG() OVER().</w:t>
       </w:r>
     </w:p>
     <w:p>
@@ -1047,34 +842,10 @@
           <w:b/>
           <w:bCs/>
         </w:rPr>
-        <w:t xml:space="preserve">Why </w:t>
-      </w:r>
-      <w:proofErr w:type="gramStart"/>
-      <w:r>
-        <w:rPr>
-          <w:b/>
-          <w:bCs/>
-        </w:rPr>
-        <w:t>use</w:t>
-      </w:r>
-      <w:proofErr w:type="gramEnd"/>
-      <w:r>
-        <w:rPr>
-          <w:b/>
-          <w:bCs/>
-        </w:rPr>
-        <w:t xml:space="preserve"> it:</w:t>
-      </w:r>
-      <w:r>
-        <w:t xml:space="preserve"> This is a basic business metric. It shows </w:t>
-      </w:r>
-      <w:proofErr w:type="gramStart"/>
-      <w:r>
-        <w:t>you know</w:t>
-      </w:r>
-      <w:proofErr w:type="gramEnd"/>
-      <w:r>
-        <w:t xml:space="preserve"> how to derive new data from existing columns.</w:t>
+        <w:t>Why use it:</w:t>
+      </w:r>
+      <w:r>
+        <w:t xml:space="preserve"> This is a basic business metric. It shows you know how to derive new data from existing columns.</w:t>
       </w:r>
     </w:p>
     <w:p/>
@@ -1128,21 +899,20 @@
         <w:t xml:space="preserve"> Large university or government-owned hospitals will have the highest patient volume (discharges).</w:t>
       </w:r>
     </w:p>
-    <w:p>
-      <w:pPr>
-        <w:rPr>
-          <w:b/>
-          <w:bCs/>
-        </w:rPr>
-      </w:pPr>
-      <w:r>
-        <w:br/>
-      </w:r>
-      <w:r>
-        <w:rPr>
-          <w:b/>
-          <w:bCs/>
-        </w:rPr>
+    <w:p/>
+    <w:p>
+      <w:pPr>
+        <w:rPr>
+          <w:b/>
+          <w:bCs/>
+        </w:rPr>
+      </w:pPr>
+      <w:r>
+        <w:rPr>
+          <w:b/>
+          <w:bCs/>
+        </w:rPr>
+        <w:lastRenderedPageBreak/>
         <w:t>2. State-Level Price Comparison</w:t>
       </w:r>
     </w:p>
@@ -1152,7 +922,6 @@
           <w:b/>
           <w:bCs/>
         </w:rPr>
-        <w:lastRenderedPageBreak/>
         <w:t>Question:</w:t>
       </w:r>
       <w:r>
@@ -1198,23 +967,7 @@
         <w:t>SQL Skills:</w:t>
       </w:r>
       <w:r>
-        <w:t xml:space="preserve"> JOIN, </w:t>
-      </w:r>
-      <w:proofErr w:type="gramStart"/>
-      <w:r>
-        <w:t>WHERE</w:t>
-      </w:r>
-      <w:proofErr w:type="gramEnd"/>
-      <w:r>
-        <w:t xml:space="preserve">, GROUP BY, </w:t>
-      </w:r>
-      <w:proofErr w:type="gramStart"/>
-      <w:r>
-        <w:t>AVG(</w:t>
-      </w:r>
-      <w:proofErr w:type="gramEnd"/>
-      <w:r>
-        <w:t>).</w:t>
+        <w:t xml:space="preserve"> JOIN, WHERE, GROUP BY, AVG().</w:t>
       </w:r>
     </w:p>
     <w:p>
@@ -1291,26 +1044,6 @@
     </w:p>
     <w:p>
       <w:pPr>
-        <w:numPr>
-          <w:ilvl w:val="0"/>
-          <w:numId w:val="8"/>
-        </w:numPr>
-      </w:pPr>
-      <w:r>
-        <w:rPr>
-          <w:b/>
-          <w:bCs/>
-        </w:rPr>
-        <w:t>SQL Code:</w:t>
-      </w:r>
-    </w:p>
-    <w:p>
-      <w:pPr>
-        <w:ind w:left="360"/>
-      </w:pPr>
-    </w:p>
-    <w:p>
-      <w:pPr>
         <w:rPr>
           <w:b/>
           <w:bCs/>
@@ -1369,23 +1102,12 @@
         <w:t>SQL Skills:</w:t>
       </w:r>
       <w:r>
-        <w:t xml:space="preserve"> GROUP BY, </w:t>
-      </w:r>
-      <w:proofErr w:type="gramStart"/>
-      <w:r>
-        <w:t>AVG(</w:t>
-      </w:r>
-      <w:proofErr w:type="gramEnd"/>
-      <w:r>
-        <w:t>), ORDER BY.</w:t>
-      </w:r>
-    </w:p>
-    <w:p>
-      <w:pPr>
-        <w:numPr>
-          <w:ilvl w:val="0"/>
-          <w:numId w:val="9"/>
-        </w:numPr>
+        <w:t xml:space="preserve"> GROUP BY, AVG(), ORDER BY.</w:t>
+      </w:r>
+    </w:p>
+    <w:p>
+      <w:pPr>
+        <w:ind w:left="720"/>
       </w:pPr>
     </w:p>
     <w:p>
@@ -1422,15 +1144,7 @@
         <w:t>billed</w:t>
       </w:r>
       <w:r>
-        <w:t xml:space="preserve"> (</w:t>
-      </w:r>
-      <w:proofErr w:type="spellStart"/>
-      <w:r>
-        <w:t>avg_submitted_charges</w:t>
-      </w:r>
-      <w:proofErr w:type="spellEnd"/>
-      <w:r>
-        <w:t xml:space="preserve">) and what Medicare actually </w:t>
+        <w:t xml:space="preserve"> (avg_submitted_charges) and what Medicare actually </w:t>
       </w:r>
       <w:r>
         <w:rPr>
@@ -1440,15 +1154,7 @@
         <w:t>paid</w:t>
       </w:r>
       <w:r>
-        <w:t xml:space="preserve"> (</w:t>
-      </w:r>
-      <w:proofErr w:type="spellStart"/>
-      <w:r>
-        <w:t>avg_total_payment</w:t>
-      </w:r>
-      <w:proofErr w:type="spellEnd"/>
-      <w:r>
-        <w:t>)?</w:t>
+        <w:t xml:space="preserve"> (avg_total_payment)?</w:t>
       </w:r>
     </w:p>
     <w:p>
@@ -1466,39 +1172,9 @@
         <w:t>Hypothesis:</w:t>
       </w:r>
       <w:r>
-        <w:t xml:space="preserve"> Hospitals bill significantly more (often 3x or 4x more) than the amount they </w:t>
-      </w:r>
-      <w:proofErr w:type="gramStart"/>
-      <w:r>
-        <w:t>actually receive</w:t>
-      </w:r>
-      <w:proofErr w:type="gramEnd"/>
-      <w:r>
-        <w:t xml:space="preserve"> from Medicare.</w:t>
-      </w:r>
-    </w:p>
-    <w:p>
-      <w:pPr>
-        <w:numPr>
-          <w:ilvl w:val="0"/>
-          <w:numId w:val="10"/>
-        </w:numPr>
-      </w:pPr>
-      <w:r>
-        <w:rPr>
-          <w:b/>
-          <w:bCs/>
-        </w:rPr>
-        <w:t>SQL Skills:</w:t>
-      </w:r>
-      <w:r>
-        <w:t xml:space="preserve"> Basic Math in SELECT, JOIN, GROUP BY.</w:t>
-      </w:r>
-      <w:r>
-        <w:t>7</w:t>
-      </w:r>
-    </w:p>
-    <w:p/>
+        <w:t xml:space="preserve"> Hospitals bill significantly more (often 3x or 4x more) than the amount they actually receive from Medicare.</w:t>
+      </w:r>
+    </w:p>
     <w:sectPr>
       <w:pgSz w:w="12240" w:h="15840"/>
       <w:pgMar w:top="1440" w:right="1440" w:bottom="1440" w:left="1440" w:header="720" w:footer="720" w:gutter="0"/>
